--- a/PE-Sub-Platform-User-Guide.docx
+++ b/PE-Sub-Platform-User-Guide.docx
@@ -384,7 +384,7 @@
                 <w:sz w:val="20"/>
                 <w:szCs w:val="20"/>
               </w:rPr>
-              <w:t xml:space="preserve">Rated Included · Non-Rated Included · Designated PWM</w:t>
+              <w:t>Rated Included · Non-Rated Included · Designated Institutional · Designated PWM · Ineligible Investor</w:t>
             </w:r>
           </w:p>
         </w:tc>
@@ -421,7 +421,7 @@
                 <w:sz w:val="20"/>
                 <w:szCs w:val="20"/>
               </w:rPr>
-              <w:t xml:space="preserve">Rated · Unrated &gt;2bn · Unrated 1–2bn · Eligible · Excluded</w:t>
+              <w:t>Rated Investor · Unrated NAV &gt; $1Bn · FoF &amp; Other &gt; $10Bn AUM · Corp Pension &gt; $5Bn Assets · Other Institutional · Excluded</w:t>
             </w:r>
           </w:p>
         </w:tc>
@@ -467,7 +467,7 @@
                 <w:sz w:val="20"/>
                 <w:szCs w:val="20"/>
               </w:rPr>
-              <w:t xml:space="preserve">Pension · Sovereign Wealth Fund · Endowment · HNW</w:t>
+              <w:t>Pension Fund · Sovereign Wealth Fund · Endowment · Fund of Funds · HNW (auto-derived from the investor name where the LP Master has none)</w:t>
             </w:r>
           </w:p>
         </w:tc>
@@ -2161,7 +2161,7 @@
           <w:sz w:val="22"/>
           <w:szCs w:val="22"/>
         </w:rPr>
-        <w:t xml:space="preserve">Eligibility rules (toggle active/inactive) and concentration limits</w:t>
+        <w:t>Eligibility rules (toggle active/inactive), portfolio concentration-breach limits, and the per-LP concentration-limit defaults by classification (the percent-of-uncalled default per tier, with an accepted range that warns — without blocking — when an entered limit is outside the norm)</w:t>
       </w:r>
     </w:p>
     <w:p>
@@ -2876,7 +2876,7 @@
                 <w:sz w:val="20"/>
                 <w:szCs w:val="20"/>
               </w:rPr>
-              <w:t xml:space="preserve">Cap on one LP's contribution, measured against total uncalled capital</w:t>
+              <w:t>Cap on one LP's contribution, as a percent of total uncalled capital; defaulted by UBS classification tier</w:t>
             </w:r>
           </w:p>
         </w:tc>
